--- a/docs/desenvolvimento/uniforme-mop-t51-dev.docx
+++ b/docs/desenvolvimento/uniforme-mop-t51-dev.docx
@@ -8,16 +8,16 @@
           <w:noProof/>
         </w:rPr>
         <w:drawing>
-          <wp:inline distT="0" distB="0" distL="0" distR="0" wp14:anchorId="2EEDD377" wp14:editId="5295BAB2">
+          <wp:inline distT="0" distB="0" distL="0" distR="0" wp14:anchorId="7E4076ED" wp14:editId="68A35FF8">
             <wp:extent cx="1016000" cy="762000"/>
             <wp:effectExtent l="0" t="0" r="0" b="0"/>
-            <wp:docPr id="639743575" name="Imagem 1"/>
+            <wp:docPr id="1526951696" name="Imagem 1"/>
             <wp:cNvGraphicFramePr/>
             <a:graphic xmlns:a="http://schemas.openxmlformats.org/drawingml/2006/main">
               <a:graphicData uri="http://schemas.openxmlformats.org/drawingml/2006/picture">
                 <pic:pic xmlns:pic="http://schemas.openxmlformats.org/drawingml/2006/picture">
                   <pic:nvPicPr>
-                    <pic:cNvPr id="639743575" name=""/>
+                    <pic:cNvPr id="1526951696" name=""/>
                     <pic:cNvPicPr/>
                   </pic:nvPicPr>
                   <pic:blipFill>
@@ -55,16 +55,16 @@
           <w:noProof/>
         </w:rPr>
         <w:drawing>
-          <wp:inline distT="0" distB="0" distL="0" distR="0" wp14:anchorId="4F4C0167" wp14:editId="262F9043">
+          <wp:inline distT="0" distB="0" distL="0" distR="0" wp14:anchorId="49DECB01" wp14:editId="22B10BBA">
             <wp:extent cx="762000" cy="762000"/>
             <wp:effectExtent l="0" t="0" r="0" b="0"/>
-            <wp:docPr id="1879079249" name="Imagem 2"/>
+            <wp:docPr id="2036417584" name="Imagem 2"/>
             <wp:cNvGraphicFramePr/>
             <a:graphic xmlns:a="http://schemas.openxmlformats.org/drawingml/2006/main">
               <a:graphicData uri="http://schemas.openxmlformats.org/drawingml/2006/picture">
                 <pic:pic xmlns:pic="http://schemas.openxmlformats.org/drawingml/2006/picture">
                   <pic:nvPicPr>
-                    <pic:cNvPr id="1879079249" name=""/>
+                    <pic:cNvPr id="2036417584" name=""/>
                     <pic:cNvPicPr/>
                   </pic:nvPicPr>
                   <pic:blipFill>
@@ -175,7 +175,7 @@
         <w:jc w:val="both"/>
       </w:pPr>
       <w:r>
-        <w:t>Esclarecimento confirmado diretamente com Douglas (prevalece sobre qualquer leitura literal divergente do documento de requisitos original):</w:t>
+        <w:t>Esclarecimento confirmado diretamente com Douglas, para situar o papel da T51 no processo:</w:t>
       </w:r>
     </w:p>
     <w:p>
@@ -217,7 +217,7 @@
         <w:rPr>
           <w:rStyle w:val="TextodoEspaoReservado"/>
         </w:rPr>
-        <w:t>Envio: materiais que SERÃO ENVIADOS para o fornecedor, para manutenção ou higienização. O material já precisa existir na T50 - não faz sentido enviar algo que a CEQNEP nunca cadastrou.</w:t>
+        <w:t>Envio: materiais que SERÃO ENVIADOS para o fornecedor, para manutenção ou higienização.</w:t>
       </w:r>
     </w:p>
     <w:p>
@@ -231,7 +231,7 @@
         <w:rPr>
           <w:rStyle w:val="TextodoEspaoReservado"/>
         </w:rPr>
-        <w:t>Recebimento: materiais que estão sendo RECEBIDOS DO fornecedor, depois de terem sido enviados para manutenção/higienização (fechando o ciclo de um Envio anterior), OU materiais que estão vindo EM SUBSTITUIÇÃO a outros (o fornecedor manda um item diferente no lugar do original). Neste segundo caso, ao escanear o código de barras e NÃO encontrar o material na T50, ele precisa ser CADASTRADO ali - não é um erro, é um novo material entrando em comodato.</w:t>
+        <w:t>Recebimento: materiais que estão sendo RECEBIDOS DO fornecedor, depois de terem sido enviados para manutenção/higienização (fechando o ciclo de um Envio anterior), ou materiais que estão vindo em substituição a outros.</w:t>
       </w:r>
     </w:p>
     <w:p>
@@ -246,94 +246,6 @@
           <w:rStyle w:val="TextodoEspaoReservado"/>
         </w:rPr>
         <w:t>Notificação: registro de algo que aconteceu com o material (ex.: avaria, perda), que pode estar associado a um envio ao fornecedor ou ser só um registro informativo, independente de qualquer movimentação física.</w:t>
-      </w:r>
-    </w:p>
-    <w:p>
-      <w:pPr>
-        <w:jc w:val="both"/>
-        <w:rPr>
-          <w:b/>
-          <w:color w:val="FF0000"/>
-        </w:rPr>
-      </w:pPr>
-      <w:r>
-        <w:rPr>
-          <w:b/>
-          <w:color w:val="FF0000"/>
-        </w:rPr>
-        <w:t>Ponto em aberto: esse esclarecimento MUDA como a RN03.5 deve ser lida: o texto literal do documento original diz 'caso não haja correspondência [na T50], exibe msg ID 10 e retorna à tela' para o fluxo de Recebimento - mas, pela explicação acima, 'não encontrar na T50' durante um Recebimento não deve ser tratado como erro e sim como material novo a cadastrar. Ver o detalhamento corrigido na seção 6.4 (RN03.5) e o ponto em aberto 7.4.</w:t>
-      </w:r>
-    </w:p>
-    <w:p>
-      <w:pPr>
-        <w:pStyle w:val="Ttulo2"/>
-      </w:pPr>
-      <w:r>
-        <w:t>1.2 Objetivo do cadastro (documento de requisitos original)</w:t>
-      </w:r>
-    </w:p>
-    <w:p>
-      <w:pPr>
-        <w:jc w:val="both"/>
-      </w:pPr>
-      <w:r>
-        <w:t>Realizar o controle dos uniformes e MOPs utilizados nas salas limpas, a fim de controlar envio e recebimento dos produtos, seja para higienização ou para conserto. Através desta tela será possível:</w:t>
-      </w:r>
-    </w:p>
-    <w:p>
-      <w:pPr>
-        <w:jc w:val="both"/>
-        <w:rPr>
-          <w:rStyle w:val="TextodoEspaoReservado"/>
-        </w:rPr>
-      </w:pPr>
-      <w:r>
-        <w:rPr>
-          <w:rStyle w:val="TextodoEspaoReservado"/>
-        </w:rPr>
-        <w:t>Adicionar novo envio</w:t>
-      </w:r>
-    </w:p>
-    <w:p>
-      <w:pPr>
-        <w:jc w:val="both"/>
-        <w:rPr>
-          <w:rStyle w:val="TextodoEspaoReservado"/>
-        </w:rPr>
-      </w:pPr>
-      <w:r>
-        <w:rPr>
-          <w:rStyle w:val="TextodoEspaoReservado"/>
-        </w:rPr>
-        <w:t>Adicionar novo recebimento</w:t>
-      </w:r>
-    </w:p>
-    <w:p>
-      <w:pPr>
-        <w:jc w:val="both"/>
-        <w:rPr>
-          <w:rStyle w:val="TextodoEspaoReservado"/>
-        </w:rPr>
-      </w:pPr>
-      <w:r>
-        <w:rPr>
-          <w:rStyle w:val="TextodoEspaoReservado"/>
-        </w:rPr>
-        <w:t>Excluir envio</w:t>
-      </w:r>
-    </w:p>
-    <w:p>
-      <w:pPr>
-        <w:jc w:val="both"/>
-        <w:rPr>
-          <w:rStyle w:val="TextodoEspaoReservado"/>
-        </w:rPr>
-      </w:pPr>
-      <w:r>
-        <w:rPr>
-          <w:rStyle w:val="TextodoEspaoReservado"/>
-        </w:rPr>
-        <w:t>Editar envio</w:t>
       </w:r>
     </w:p>
     <w:p>
@@ -349,6 +261,94 @@
           <w:i/>
           <w:color w:val="808080"/>
         </w:rPr>
+        <w:t>Nota: em todos os 3 tipos (Envio, Recebimento, Notificação), o material precisa já existir cadastrado na T50 - se o código de barras lido não corresponder a nenhum material da T50, o sistema exibe a mensagem ID 10 e NÃO cadastra nada, exatamente como descrito no documento de requisitos original (RN03.2/03.5/03.7, detalhadas na seção 6).</w:t>
+      </w:r>
+    </w:p>
+    <w:p>
+      <w:pPr>
+        <w:pStyle w:val="Ttulo2"/>
+      </w:pPr>
+      <w:r>
+        <w:t>1.2 Objetivo do cadastro (documento de requisitos original)</w:t>
+      </w:r>
+    </w:p>
+    <w:p>
+      <w:pPr>
+        <w:jc w:val="both"/>
+      </w:pPr>
+      <w:r>
+        <w:t>Realizar o controle dos uniformes e MOPs utilizados nas salas limpas, a fim de controlar envio e recebimento dos produtos, seja para higienização ou para conserto. Através desta tela será possível:</w:t>
+      </w:r>
+    </w:p>
+    <w:p>
+      <w:pPr>
+        <w:jc w:val="both"/>
+        <w:rPr>
+          <w:rStyle w:val="TextodoEspaoReservado"/>
+        </w:rPr>
+      </w:pPr>
+      <w:r>
+        <w:rPr>
+          <w:rStyle w:val="TextodoEspaoReservado"/>
+        </w:rPr>
+        <w:t>Adicionar novo envio</w:t>
+      </w:r>
+    </w:p>
+    <w:p>
+      <w:pPr>
+        <w:jc w:val="both"/>
+        <w:rPr>
+          <w:rStyle w:val="TextodoEspaoReservado"/>
+        </w:rPr>
+      </w:pPr>
+      <w:r>
+        <w:rPr>
+          <w:rStyle w:val="TextodoEspaoReservado"/>
+        </w:rPr>
+        <w:t>Adicionar novo recebimento</w:t>
+      </w:r>
+    </w:p>
+    <w:p>
+      <w:pPr>
+        <w:jc w:val="both"/>
+        <w:rPr>
+          <w:rStyle w:val="TextodoEspaoReservado"/>
+        </w:rPr>
+      </w:pPr>
+      <w:r>
+        <w:rPr>
+          <w:rStyle w:val="TextodoEspaoReservado"/>
+        </w:rPr>
+        <w:t>Excluir envio</w:t>
+      </w:r>
+    </w:p>
+    <w:p>
+      <w:pPr>
+        <w:jc w:val="both"/>
+        <w:rPr>
+          <w:rStyle w:val="TextodoEspaoReservado"/>
+        </w:rPr>
+      </w:pPr>
+      <w:r>
+        <w:rPr>
+          <w:rStyle w:val="TextodoEspaoReservado"/>
+        </w:rPr>
+        <w:t>Editar envio</w:t>
+      </w:r>
+    </w:p>
+    <w:p>
+      <w:pPr>
+        <w:jc w:val="both"/>
+        <w:rPr>
+          <w:i/>
+          <w:color w:val="808080"/>
+        </w:rPr>
+      </w:pPr>
+      <w:r>
+        <w:rPr>
+          <w:i/>
+          <w:color w:val="808080"/>
+        </w:rPr>
         <w:t>Nota: o documento original lista 'Editar envio' como ação possível, mas nenhuma das regras de negócio (RN02 a RN04) descreve um fluxo de alteração/edição - só há Novo registro (RN03) e Excluir (RN04), e os ícones de ação definidos são apenas Visualizar e Excluir (seção 5.2). Esta aparente inconsistência do documento original está registrada como ponto em aberto na seção 7.1.</w:t>
       </w:r>
     </w:p>
@@ -373,7 +373,7 @@
         <w:jc w:val="both"/>
       </w:pPr>
       <w:r>
-        <w:t>Diferente da T50, algumas partes da T51 NÃO têm nenhum precedente pronto no sistema (scan incremental de código de barras, geração de código de lote, cadastro de material novo inline durante o Recebimento). Essas partes estão detalhadas na seção 7 (Pontos em Aberto) e precisam de validação do time/Douglas antes de codificar - não são lacunas deste documento, são lacunas reais do sistema hoje. A entrada de estoque no Sapiens (RN03.6), por outro lado, reaproveita uma função de movimentação já existente - ver seção 6.4.</w:t>
+        <w:t>Diferente da T50, algumas partes da T51 NÃO têm nenhum precedente pronto no sistema (scan incremental de código de barras, geração de código de lote). Essas partes estão detalhadas na seção 7 (Pontos em Aberto) e precisam de validação do time/Douglas antes de codificar - não são lacunas deste documento, são lacunas reais do sistema hoje. A entrada de estoque no Sapiens (RN03.6), por outro lado, reaproveita uma função de movimentação já existente - ver seção 6.4.</w:t>
       </w:r>
     </w:p>
     <w:p>
@@ -3599,7 +3599,7 @@
               <w:rPr>
                 <w:sz w:val="19"/>
               </w:rPr>
-              <w:t>Código de lote gerado no recebimento, formato ddmmaaaa-MCNNN (RN03.6) - ver seção 7.4, geração ainda a ser desenhada.</w:t>
+              <w:t>Código de lote gerado no recebimento, formato ddmmaaaa-MCNNN (RN03.6) - ver seção 7.3, geração ainda a ser desenhada.</w:t>
             </w:r>
           </w:p>
         </w:tc>
@@ -4729,7 +4729,7 @@
           <w:rFonts w:ascii="Consolas" w:hAnsi="Consolas"/>
           <w:sz w:val="17"/>
         </w:rPr>
-        <w:t xml:space="preserve">                'comment'    =&gt; 'Código de lote ddmmaaaa-MCNNN (RN03.6) - geração a definir, ver seção 7.4',</w:t>
+        <w:t xml:space="preserve">                'comment'    =&gt; 'Código de lote ddmmaaaa-MCNNN (RN03.6) - geração a definir, ver seção 7.3',</w:t>
       </w:r>
     </w:p>
     <w:p>
@@ -6366,10 +6366,10 @@
         <w:tblLook w:val="0000" w:firstRow="0" w:lastRow="0" w:firstColumn="0" w:lastColumn="0" w:noHBand="0" w:noVBand="0"/>
       </w:tblPr>
       <w:tblGrid>
-        <w:gridCol w:w="621"/>
-        <w:gridCol w:w="1873"/>
-        <w:gridCol w:w="4625"/>
-        <w:gridCol w:w="1375"/>
+        <w:gridCol w:w="597"/>
+        <w:gridCol w:w="2286"/>
+        <w:gridCol w:w="4399"/>
+        <w:gridCol w:w="1212"/>
       </w:tblGrid>
       <w:tr>
         <w:tblPrEx>
@@ -6582,7 +6582,7 @@
               <w:rPr>
                 <w:sz w:val="19"/>
               </w:rPr>
-              <w:t>Campo ID: leitura/digitação de código de barras. DIFERENTE de Envio/Notificação: se o código NÃO corresponder a nenhum material cadastrado na T50, isso NÃO é um erro - é um material vindo em substituição a outro, que precisa ser cadastrado na T50 nesse momento (ver esclarecimento da seção 1.1 e ponto em aberto 7.4). Se corresponder, salva o cmd_id e abre novo campo de input (igual à RN03.2).</w:t>
+              <w:t>Campo ID: leitura/digitação de código de barras. Ao finalizar a leitura, verificar correspondência na tela T50 (est_comodato.cmd_identificador), igual à RN03.2.</w:t>
             </w:r>
           </w:p>
         </w:tc>
@@ -6600,7 +6600,7 @@
               <w:rPr>
                 <w:sz w:val="19"/>
               </w:rPr>
-              <w:t>Mesmo mecanismo de validação de código de barras de RN03.2 (funcBlur/AJAX contra est_comodato.cmd_identificador). Quando não encontrar, em vez de bloquear com msg 10, abrir inline o cadastro mínimo da T50 (CÓD ERP + ID já escaneado) e, após salvo, prosseguir normalmente com o cmd_id recém-criado.</w:t>
+              <w:t>Mesmo mecanismo de validação de código de barras de RN03.2 (funcBlur/AJAX contra est_comodato.cmd_identificador).</w:t>
             </w:r>
           </w:p>
         </w:tc>
@@ -6618,7 +6618,7 @@
               <w:rPr>
                 <w:sz w:val="19"/>
               </w:rPr>
-              <w:t>NÃO usar a mensagem ID 10 aqui (essa mensagem é 'não encontrado' como erro-fim, usada em Envio/Notificação). Fluxo de cadastro inline não tem precedente pronto no sistema - ver ponto em aberto 7.4.</w:t>
+              <w:t>Se não encontrar correspondência: mensagem ID 10, sem cadastrar nada, e retorna à tela (mesmo comportamento de RN03.2/03.7 - o material precisa já estar cadastrado na T50). Se encontrar: salvar o cmd_id correspondente e abrir novo campo de input.</w:t>
             </w:r>
           </w:p>
         </w:tc>
@@ -6662,7 +6662,7 @@
               <w:rPr>
                 <w:sz w:val="19"/>
               </w:rPr>
-              <w:t>Ao clicar em Salvar, para cada ID lido (já existente na T50, seja porque já estava cadastrado ou porque acabou de ser cadastrado via RN03.5): verificar correspondência de um Envio em aberto NA PRÓPRIA T51 (não na T50 - essa checagem já foi feita na RN03.5). Se encontrar um Envio em aberto, atualiza esse registro existente para status 'concluído' (ID 42) e grava data de recebimento + lote - é o caso do material voltando da manutenção/higienização. Se NÃO encontrar (material cadastrado na T50 mas nunca teve um Envio registrado nesta tela - típico de uma substituição), pede confirmação (msg 45) e, se confirmado, insere um registro novo com status 'inclusão' (ID 43). Em ambos os casos, gera entrada de estoque no Sapiens via SOAP e mostra a data de recebimento na listagem.</w:t>
+              <w:t>Ao clicar em Salvar, para cada ID lido: verificar correspondência de um Envio em aberto NA PRÓPRIA T51 (não na T50 - essa checagem já foi feita na RN03.5). Se encontrar um Envio em aberto, atualiza esse registro existente para status 'concluído' (ID 42) e grava data de recebimento + lote - é o caso do material voltando da manutenção/higienização. Se NÃO encontrar, pede confirmação (msg 45) e, se confirmado, insere um registro novo com status 'inclusão' (ID 43). Em ambos os casos, gera entrada de estoque no Sapiens e mostra a data de recebimento na listagem.</w:t>
             </w:r>
           </w:p>
         </w:tc>
@@ -6680,7 +6680,7 @@
               <w:rPr>
                 <w:sz w:val="19"/>
               </w:rPr>
-              <w:t>EstoquUniformeMopModel::getUniformeMopPorCmdId($cmd_id,'E') para localizar o Envio em aberto; Model::update() para promover o registro existente OU Model::insert() para o caso sem correspondência; App\Libraries\SoapSapiens para a entrada de estoque.</w:t>
+              <w:t>EstoquUniformeMopModel::getUniformeMopPorCmdId($cmd_id,'E') para localizar o Envio em aberto; Model::update() para promover o registro existente OU Model::insert() para o caso sem correspondência; App\Libraries\SoapSapiens::movimProdutosSapiens() para a entrada de estoque (função já existente, ver seção 2.1).</w:t>
             </w:r>
           </w:p>
         </w:tc>
@@ -6698,7 +6698,7 @@
               <w:rPr>
                 <w:sz w:val="19"/>
               </w:rPr>
-              <w:t>Mensagem ID 45: NÃO existe ainda no cfg_mensagem - precisa ser cadastrada. Ver seção 7.3 (SOAP de entrada) e 7.4 (geração do lote) - nenhuma das duas tem implementação pronta no sistema hoje, foram desenhadas do zero neste documento e precisam de validação antes de codificar.</w:t>
+              <w:t>Mensagem ID 45: NÃO existe ainda no cfg_mensagem - precisa ser cadastrada. Ver seção 7.3 (geração do lote) - não tem implementação pronta no sistema hoje, foi desenhada do zero neste documento e precisa de validação antes de codificar.</w:t>
             </w:r>
           </w:p>
         </w:tc>
@@ -7467,7 +7467,7 @@
         <w:jc w:val="both"/>
       </w:pPr>
       <w:r>
-        <w:t>Diferente da T50 (onde quase tudo tinha um padrão pronto para copiar), a investigação no código-fonte confirmou que os quatro itens abaixo NÃO têm nenhum precedente implementado no CeqWeb3 hoje. Foram desenhados neste documento da forma mais consistente possível com o restante do sistema, mas precisam de validação do time/Douglas antes da implementação - não são detalhes de código, são decisões de negócio ou de integração que o documento de requisitos original não especifica por completo.</w:t>
+        <w:t>Diferente da T50 (onde quase tudo tinha um padrão pronto para copiar), a investigação no código-fonte confirmou que os três itens abaixo NÃO têm nenhum precedente implementado no CeqWeb3 hoje. Foram desenhados neste documento da forma mais consistente possível com o restante do sistema, mas precisam de validação do time/Douglas antes da implementação - não são detalhes de código, são decisões de negócio ou de integração que o documento de requisitos original não especifica por completo.</w:t>
       </w:r>
     </w:p>
     <w:p>
@@ -7516,22 +7516,6 @@
       </w:pPr>
       <w:r>
         <w:t>Não existe no sistema nenhum gerador de código no formato citado no exemplo do documento original (01092026-MC127). O padrão mais próximo já usado no CeqWeb3 para sequenciais é um SELECT MAX(coluna)+1 dentro de uma transação (ex.: ConfigStatusModel::getProximaOrdem()). Ação recomendada: definir com quem escreveu o requisito original se o número sequencial (NNN) reinicia a cada dia ou é corrido (o exemplo '127' sugere contagem corrida, não diária) - essa é uma decisão de negócio que muda a query de geração do próximo número, e deve ser confirmada antes de implementar.</w:t>
-      </w:r>
-    </w:p>
-    <w:p>
-      <w:pPr>
-        <w:pStyle w:val="Ttulo2"/>
-      </w:pPr>
-      <w:r>
-        <w:t>7.4 Cadastro inline de material novo na T50 durante o Recebimento</w:t>
-      </w:r>
-    </w:p>
-    <w:p>
-      <w:pPr>
-        <w:jc w:val="both"/>
-      </w:pPr>
-      <w:r>
-        <w:t>Conforme esclarecido na seção 1.1, quando um código de barras lido durante um Recebimento não corresponde a nenhum material da T50, isso indica uma substituição e o material deve ser cadastrado ali mesmo (não é um erro). O sistema não tem hoje nenhuma tela de cadastro 'inline' (dentro de outra tela) - o cadastro da T50 é feito pela tela própria dela (Comodato::add()/store()). Ação recomendada: reaproveitar a lógica de Comodato::store() chamando-a programaticamente a partir do Controller da T51 (ou via um pequeno formulário modal com os mesmos campos: CÓD ERP e o próprio ID já escaneado), em vez de redirecionar o usuário para a tela T50 e interromper o fluxo de leitura de códigos de barras. Validar com o usuário final se basta CÓD ERP + ID, ou se outros campos da T50 também precisam ser preenchidos nesse momento.</w:t>
       </w:r>
     </w:p>
     <w:p>
@@ -7555,7 +7539,7 @@
       </w:pPr>
       <w:sdt>
         <w:sdtPr>
-          <w:id w:val="-557938898"/>
+          <w:id w:val="-1524172660"/>
           <w14:checkbox>
             <w14:checked w14:val="0"/>
             <w14:checkedState w14:val="2612" w14:font="MS Gothic"/>
@@ -7581,7 +7565,7 @@
       </w:pPr>
       <w:sdt>
         <w:sdtPr>
-          <w:id w:val="272600927"/>
+          <w:id w:val="-23177362"/>
           <w14:checkbox>
             <w14:checked w14:val="0"/>
             <w14:checkedState w14:val="2612" w14:font="MS Gothic"/>
@@ -7607,7 +7591,7 @@
       </w:pPr>
       <w:sdt>
         <w:sdtPr>
-          <w:id w:val="-890416712"/>
+          <w:id w:val="1708902439"/>
           <w14:checkbox>
             <w14:checked w14:val="0"/>
             <w14:checkedState w14:val="2612" w14:font="MS Gothic"/>
@@ -7633,7 +7617,7 @@
       </w:pPr>
       <w:sdt>
         <w:sdtPr>
-          <w:id w:val="-1990090544"/>
+          <w:id w:val="-196080003"/>
           <w14:checkbox>
             <w14:checked w14:val="0"/>
             <w14:checkedState w14:val="2612" w14:font="MS Gothic"/>
@@ -7659,7 +7643,7 @@
       </w:pPr>
       <w:sdt>
         <w:sdtPr>
-          <w:id w:val="-1155149289"/>
+          <w:id w:val="-1193915946"/>
           <w14:checkbox>
             <w14:checked w14:val="0"/>
             <w14:checkedState w14:val="2612" w14:font="MS Gothic"/>
@@ -7685,7 +7669,7 @@
       </w:pPr>
       <w:sdt>
         <w:sdtPr>
-          <w:id w:val="1959139466"/>
+          <w:id w:val="252790509"/>
           <w14:checkbox>
             <w14:checked w14:val="0"/>
             <w14:checkedState w14:val="2612" w14:font="MS Gothic"/>
@@ -7711,7 +7695,7 @@
       </w:pPr>
       <w:sdt>
         <w:sdtPr>
-          <w:id w:val="1910651446"/>
+          <w:id w:val="-213498922"/>
           <w14:checkbox>
             <w14:checked w14:val="0"/>
             <w14:checkedState w14:val="2612" w14:font="MS Gothic"/>
@@ -7737,7 +7721,7 @@
       </w:pPr>
       <w:sdt>
         <w:sdtPr>
-          <w:id w:val="-1570112193"/>
+          <w:id w:val="1792022310"/>
           <w14:checkbox>
             <w14:checked w14:val="0"/>
             <w14:checkedState w14:val="2612" w14:font="MS Gothic"/>
@@ -7763,7 +7747,7 @@
       </w:pPr>
       <w:sdt>
         <w:sdtPr>
-          <w:id w:val="-288293976"/>
+          <w:id w:val="510035466"/>
           <w14:checkbox>
             <w14:checked w14:val="0"/>
             <w14:checkedState w14:val="2612" w14:font="MS Gothic"/>
@@ -7780,7 +7764,7 @@
         </w:sdtContent>
       </w:sdt>
       <w:r>
-        <w:t xml:space="preserve">  Cadastro inline de material novo na T50 durante o Recebimento implementado e testado (seção 7.4).</w:t>
+        <w:t xml:space="preserve">  IDs de mensagem 1, 2, 10 conferidos (já existem) e ID 45 cadastrado em CfgMensagem antes dos testes finais.</w:t>
       </w:r>
     </w:p>
     <w:p>
@@ -7789,7 +7773,7 @@
       </w:pPr>
       <w:sdt>
         <w:sdtPr>
-          <w:id w:val="-856730208"/>
+          <w:id w:val="-171955958"/>
           <w14:checkbox>
             <w14:checked w14:val="0"/>
             <w14:checkedState w14:val="2612" w14:font="MS Gothic"/>
@@ -7806,7 +7790,7 @@
         </w:sdtContent>
       </w:sdt>
       <w:r>
-        <w:t xml:space="preserve">  IDs de mensagem 1, 2, 10 conferidos (já existem) e ID 45 cadastrado em CfgMensagem antes dos testes finais.</w:t>
+        <w:t xml:space="preserve">  Entrada de estoque no Sapiens testada em ambiente de homologação (reaproveitando movimProdutosSapiens - seção 6.4, RN03.6).</w:t>
       </w:r>
     </w:p>
     <w:p>
@@ -7815,7 +7799,7 @@
       </w:pPr>
       <w:sdt>
         <w:sdtPr>
-          <w:id w:val="627744469"/>
+          <w:id w:val="837358532"/>
           <w14:checkbox>
             <w14:checked w14:val="0"/>
             <w14:checkedState w14:val="2612" w14:font="MS Gothic"/>
@@ -7832,7 +7816,7 @@
         </w:sdtContent>
       </w:sdt>
       <w:r>
-        <w:t xml:space="preserve">  Entrada de estoque no Sapiens testada em ambiente de homologação (reaproveitando movimProdutosSapiens - seção 6.4, RN03.6).</w:t>
+        <w:t xml:space="preserve">  Geração de lote testada com múltiplos recebimentos no mesmo dia, confirmando a regra de sequência definida (seção 7.3).</w:t>
       </w:r>
     </w:p>
     <w:p>
@@ -7841,7 +7825,7 @@
       </w:pPr>
       <w:sdt>
         <w:sdtPr>
-          <w:id w:val="-887036624"/>
+          <w:id w:val="-686745478"/>
           <w14:checkbox>
             <w14:checked w14:val="0"/>
             <w14:checkedState w14:val="2612" w14:font="MS Gothic"/>
@@ -7858,7 +7842,7 @@
         </w:sdtContent>
       </w:sdt>
       <w:r>
-        <w:t xml:space="preserve">  Geração de lote testada com múltiplos recebimentos no mesmo dia, confirmando a regra de sequência definida (seção 7.3).</w:t>
+        <w:t xml:space="preserve">  Teste RN03.6: recebimento de um ID com Envio em aberto deve atualizar o registro existente; recebimento de um ID sem Envio prévio deve pedir confirmação (msg 45) e criar um novo registro.</w:t>
       </w:r>
     </w:p>
     <w:p>
@@ -7867,7 +7851,7 @@
       </w:pPr>
       <w:sdt>
         <w:sdtPr>
-          <w:id w:val="1474177343"/>
+          <w:id w:val="2078464206"/>
           <w14:checkbox>
             <w14:checked w14:val="0"/>
             <w14:checkedState w14:val="2612" w14:font="MS Gothic"/>
@@ -7884,7 +7868,7 @@
         </w:sdtContent>
       </w:sdt>
       <w:r>
-        <w:t xml:space="preserve">  Teste RN03.6: recebimento de um ID com Envio em aberto deve atualizar o registro existente; recebimento de um ID sem Envio prévio deve pedir confirmação (msg 45) e criar um novo registro.</w:t>
+        <w:t xml:space="preserve">  Teste RN03.5: leitura de um código de barras que não existe na T50 deve exibir a mensagem ID 10 e NÃO cadastrar nada (mesmo comportamento de RN03.2/03.7).</w:t>
       </w:r>
     </w:p>
     <w:p>
@@ -7893,7 +7877,7 @@
       </w:pPr>
       <w:sdt>
         <w:sdtPr>
-          <w:id w:val="331424964"/>
+          <w:id w:val="2100985983"/>
           <w14:checkbox>
             <w14:checked w14:val="0"/>
             <w14:checkedState w14:val="2612" w14:font="MS Gothic"/>
@@ -7910,7 +7894,7 @@
         </w:sdtContent>
       </w:sdt>
       <w:r>
-        <w:t xml:space="preserve">  Teste RN03.5: recebimento de um código de barras que não existe na T50 deve abrir o cadastro inline, não travar com erro.</w:t>
+        <w:t xml:space="preserve">  Teste dos fluxos completos de listagem (com cor/ordenação de status), inclusão (3 tipos) e exclusão pelos ícones (seção 5).</w:t>
       </w:r>
     </w:p>
     <w:p>
@@ -7919,33 +7903,7 @@
       </w:pPr>
       <w:sdt>
         <w:sdtPr>
-          <w:id w:val="-1358495427"/>
-          <w14:checkbox>
-            <w14:checked w14:val="0"/>
-            <w14:checkedState w14:val="2612" w14:font="MS Gothic"/>
-            <w14:uncheckedState w14:val="2610" w14:font="MS Gothic"/>
-          </w14:checkbox>
-        </w:sdtPr>
-        <w:sdtContent>
-          <w:r>
-            <w:rPr>
-              <w:rFonts w:ascii="MS Gothic" w:eastAsia="MS Gothic" w:hAnsi="MS Gothic" w:hint="eastAsia"/>
-            </w:rPr>
-            <w:t>☐</w:t>
-          </w:r>
-        </w:sdtContent>
-      </w:sdt>
-      <w:r>
-        <w:t xml:space="preserve">  Teste dos fluxos completos de listagem (com cor/ordenação de status), inclusão (3 tipos) e exclusão pelos ícones (seção 5).</w:t>
-      </w:r>
-    </w:p>
-    <w:p>
-      <w:pPr>
-        <w:jc w:val="both"/>
-      </w:pPr>
-      <w:sdt>
-        <w:sdtPr>
-          <w:id w:val="-17393345"/>
+          <w:id w:val="2063827467"/>
           <w14:checkbox>
             <w14:checked w14:val="0"/>
             <w14:checkedState w14:val="2612" w14:font="MS Gothic"/>
@@ -8879,7 +8837,7 @@
     <w:link w:val="Ttulo1Char"/>
     <w:uiPriority w:val="9"/>
     <w:qFormat/>
-    <w:rsid w:val="00201283"/>
+    <w:rsid w:val="001E2A76"/>
     <w:pPr>
       <w:keepNext/>
       <w:keepLines/>
@@ -8901,7 +8859,7 @@
     <w:uiPriority w:val="9"/>
     <w:unhideWhenUsed/>
     <w:qFormat/>
-    <w:rsid w:val="00201283"/>
+    <w:rsid w:val="001E2A76"/>
     <w:pPr>
       <w:keepNext/>
       <w:keepLines/>
@@ -8924,7 +8882,7 @@
     <w:semiHidden/>
     <w:unhideWhenUsed/>
     <w:qFormat/>
-    <w:rsid w:val="00201283"/>
+    <w:rsid w:val="001E2A76"/>
     <w:pPr>
       <w:keepNext/>
       <w:keepLines/>
@@ -8947,7 +8905,7 @@
     <w:semiHidden/>
     <w:unhideWhenUsed/>
     <w:qFormat/>
-    <w:rsid w:val="00201283"/>
+    <w:rsid w:val="001E2A76"/>
     <w:pPr>
       <w:keepNext/>
       <w:keepLines/>
@@ -8970,7 +8928,7 @@
     <w:semiHidden/>
     <w:unhideWhenUsed/>
     <w:qFormat/>
-    <w:rsid w:val="00201283"/>
+    <w:rsid w:val="001E2A76"/>
     <w:pPr>
       <w:keepNext/>
       <w:keepLines/>
@@ -8991,7 +8949,7 @@
     <w:semiHidden/>
     <w:unhideWhenUsed/>
     <w:qFormat/>
-    <w:rsid w:val="00201283"/>
+    <w:rsid w:val="001E2A76"/>
     <w:pPr>
       <w:keepNext/>
       <w:keepLines/>
@@ -9014,7 +8972,7 @@
     <w:semiHidden/>
     <w:unhideWhenUsed/>
     <w:qFormat/>
-    <w:rsid w:val="00201283"/>
+    <w:rsid w:val="001E2A76"/>
     <w:pPr>
       <w:keepNext/>
       <w:keepLines/>
@@ -9035,7 +8993,7 @@
     <w:semiHidden/>
     <w:unhideWhenUsed/>
     <w:qFormat/>
-    <w:rsid w:val="00201283"/>
+    <w:rsid w:val="001E2A76"/>
     <w:pPr>
       <w:keepNext/>
       <w:keepLines/>
@@ -9058,7 +9016,7 @@
     <w:semiHidden/>
     <w:unhideWhenUsed/>
     <w:qFormat/>
-    <w:rsid w:val="00201283"/>
+    <w:rsid w:val="001E2A76"/>
     <w:pPr>
       <w:keepNext/>
       <w:keepLines/>
@@ -9102,7 +9060,7 @@
     <w:basedOn w:val="Fontepargpadro"/>
     <w:link w:val="Ttulo1"/>
     <w:uiPriority w:val="9"/>
-    <w:rsid w:val="00201283"/>
+    <w:rsid w:val="001E2A76"/>
     <w:rPr>
       <w:rFonts w:ascii="Leelawadee UI Semilight" w:eastAsiaTheme="majorEastAsia" w:hAnsi="Leelawadee UI Semilight" w:cstheme="majorBidi"/>
       <w:b/>
@@ -9116,7 +9074,7 @@
     <w:basedOn w:val="Fontepargpadro"/>
     <w:link w:val="Ttulo2"/>
     <w:uiPriority w:val="9"/>
-    <w:rsid w:val="00201283"/>
+    <w:rsid w:val="001E2A76"/>
     <w:rPr>
       <w:rFonts w:ascii="Leelawadee UI Semilight" w:eastAsiaTheme="majorEastAsia" w:hAnsi="Leelawadee UI Semilight" w:cstheme="majorBidi"/>
       <w:b/>
@@ -9131,7 +9089,7 @@
     <w:link w:val="Ttulo3"/>
     <w:uiPriority w:val="9"/>
     <w:semiHidden/>
-    <w:rsid w:val="00201283"/>
+    <w:rsid w:val="001E2A76"/>
     <w:rPr>
       <w:rFonts w:ascii="Leelawadee UI Semilight" w:eastAsiaTheme="majorEastAsia" w:hAnsi="Leelawadee UI Semilight" w:cstheme="majorBidi"/>
       <w:b/>
@@ -9147,7 +9105,7 @@
     <w:link w:val="Ttulo4"/>
     <w:uiPriority w:val="9"/>
     <w:semiHidden/>
-    <w:rsid w:val="00201283"/>
+    <w:rsid w:val="001E2A76"/>
     <w:rPr>
       <w:rFonts w:eastAsiaTheme="majorEastAsia" w:cstheme="majorBidi"/>
       <w:i/>
@@ -9161,7 +9119,7 @@
     <w:link w:val="Ttulo5"/>
     <w:uiPriority w:val="9"/>
     <w:semiHidden/>
-    <w:rsid w:val="00201283"/>
+    <w:rsid w:val="001E2A76"/>
     <w:rPr>
       <w:rFonts w:eastAsiaTheme="majorEastAsia" w:cstheme="majorBidi"/>
       <w:color w:val="0F4761" w:themeColor="accent1" w:themeShade="BF"/>
@@ -9173,7 +9131,7 @@
     <w:link w:val="Ttulo6"/>
     <w:uiPriority w:val="9"/>
     <w:semiHidden/>
-    <w:rsid w:val="00201283"/>
+    <w:rsid w:val="001E2A76"/>
     <w:rPr>
       <w:rFonts w:eastAsiaTheme="majorEastAsia" w:cstheme="majorBidi"/>
       <w:i/>
@@ -9187,7 +9145,7 @@
     <w:link w:val="Ttulo7"/>
     <w:uiPriority w:val="9"/>
     <w:semiHidden/>
-    <w:rsid w:val="00201283"/>
+    <w:rsid w:val="001E2A76"/>
     <w:rPr>
       <w:rFonts w:eastAsiaTheme="majorEastAsia" w:cstheme="majorBidi"/>
       <w:color w:val="595959" w:themeColor="text1" w:themeTint="A6"/>
@@ -9199,7 +9157,7 @@
     <w:link w:val="Ttulo8"/>
     <w:uiPriority w:val="9"/>
     <w:semiHidden/>
-    <w:rsid w:val="00201283"/>
+    <w:rsid w:val="001E2A76"/>
     <w:rPr>
       <w:rFonts w:eastAsiaTheme="majorEastAsia" w:cstheme="majorBidi"/>
       <w:i/>
@@ -9213,7 +9171,7 @@
     <w:link w:val="Ttulo9"/>
     <w:uiPriority w:val="9"/>
     <w:semiHidden/>
-    <w:rsid w:val="00201283"/>
+    <w:rsid w:val="001E2A76"/>
     <w:rPr>
       <w:rFonts w:eastAsiaTheme="majorEastAsia" w:cstheme="majorBidi"/>
       <w:color w:val="272727" w:themeColor="text1" w:themeTint="D8"/>
@@ -9226,7 +9184,7 @@
     <w:link w:val="TtuloChar"/>
     <w:uiPriority w:val="10"/>
     <w:qFormat/>
-    <w:rsid w:val="00201283"/>
+    <w:rsid w:val="001E2A76"/>
     <w:pPr>
       <w:spacing w:after="80" w:line="240" w:lineRule="auto"/>
       <w:contextualSpacing/>
@@ -9245,7 +9203,7 @@
     <w:basedOn w:val="Fontepargpadro"/>
     <w:link w:val="Ttulo"/>
     <w:uiPriority w:val="10"/>
-    <w:rsid w:val="00201283"/>
+    <w:rsid w:val="001E2A76"/>
     <w:rPr>
       <w:rFonts w:ascii="Leelawadee UI Semilight" w:eastAsiaTheme="majorEastAsia" w:hAnsi="Leelawadee UI Semilight" w:cstheme="majorBidi"/>
       <w:b/>
@@ -9263,7 +9221,7 @@
     <w:link w:val="SubttuloChar"/>
     <w:uiPriority w:val="11"/>
     <w:qFormat/>
-    <w:rsid w:val="00201283"/>
+    <w:rsid w:val="001E2A76"/>
     <w:pPr>
       <w:numPr>
         <w:ilvl w:val="1"/>
@@ -9281,7 +9239,7 @@
     <w:basedOn w:val="Fontepargpadro"/>
     <w:link w:val="Subttulo"/>
     <w:uiPriority w:val="11"/>
-    <w:rsid w:val="00201283"/>
+    <w:rsid w:val="001E2A76"/>
     <w:rPr>
       <w:rFonts w:ascii="Leelawadee UI Semilight" w:eastAsiaTheme="majorEastAsia" w:hAnsi="Leelawadee UI Semilight" w:cstheme="majorBidi"/>
       <w:color w:val="000000"/>
@@ -9297,7 +9255,7 @@
     <w:link w:val="CitaoChar"/>
     <w:uiPriority w:val="29"/>
     <w:qFormat/>
-    <w:rsid w:val="00201283"/>
+    <w:rsid w:val="001E2A76"/>
     <w:pPr>
       <w:spacing w:before="160"/>
       <w:jc w:val="center"/>
@@ -9313,7 +9271,7 @@
     <w:basedOn w:val="Fontepargpadro"/>
     <w:link w:val="Citao"/>
     <w:uiPriority w:val="29"/>
-    <w:rsid w:val="00201283"/>
+    <w:rsid w:val="001E2A76"/>
     <w:rPr>
       <w:i/>
       <w:iCs/>
@@ -9325,7 +9283,7 @@
     <w:basedOn w:val="Normal"/>
     <w:uiPriority w:val="34"/>
     <w:qFormat/>
-    <w:rsid w:val="00201283"/>
+    <w:rsid w:val="001E2A76"/>
     <w:pPr>
       <w:ind w:left="720"/>
       <w:contextualSpacing/>
@@ -9336,7 +9294,7 @@
     <w:basedOn w:val="Fontepargpadro"/>
     <w:uiPriority w:val="21"/>
     <w:qFormat/>
-    <w:rsid w:val="00201283"/>
+    <w:rsid w:val="001E2A76"/>
     <w:rPr>
       <w:i/>
       <w:iCs/>
@@ -9350,7 +9308,7 @@
     <w:link w:val="CitaoIntensaChar"/>
     <w:uiPriority w:val="30"/>
     <w:qFormat/>
-    <w:rsid w:val="00201283"/>
+    <w:rsid w:val="001E2A76"/>
     <w:pPr>
       <w:pBdr>
         <w:top w:val="single" w:sz="4" w:space="10" w:color="0F4761" w:themeColor="accent1" w:themeShade="BF"/>
@@ -9371,7 +9329,7 @@
     <w:basedOn w:val="Fontepargpadro"/>
     <w:link w:val="CitaoIntensa"/>
     <w:uiPriority w:val="30"/>
-    <w:rsid w:val="00201283"/>
+    <w:rsid w:val="001E2A76"/>
     <w:rPr>
       <w:i/>
       <w:iCs/>
@@ -9383,7 +9341,7 @@
     <w:basedOn w:val="Fontepargpadro"/>
     <w:uiPriority w:val="32"/>
     <w:qFormat/>
-    <w:rsid w:val="00201283"/>
+    <w:rsid w:val="001E2A76"/>
     <w:rPr>
       <w:b/>
       <w:bCs/>
@@ -9397,7 +9355,7 @@
     <w:basedOn w:val="Fontepargpadro"/>
     <w:uiPriority w:val="99"/>
     <w:semiHidden/>
-    <w:rsid w:val="00201283"/>
+    <w:rsid w:val="001E2A76"/>
     <w:rPr>
       <w:rFonts w:ascii="Leelawadee UI Semilight" w:hAnsi="Leelawadee UI Semilight"/>
       <w:color w:val="000000"/>
@@ -9410,7 +9368,7 @@
     <w:link w:val="CabealhoChar"/>
     <w:uiPriority w:val="99"/>
     <w:unhideWhenUsed/>
-    <w:rsid w:val="00201283"/>
+    <w:rsid w:val="001E2A76"/>
     <w:pPr>
       <w:tabs>
         <w:tab w:val="center" w:pos="4252"/>
@@ -9424,7 +9382,7 @@
     <w:basedOn w:val="Fontepargpadro"/>
     <w:link w:val="Cabealho"/>
     <w:uiPriority w:val="99"/>
-    <w:rsid w:val="00201283"/>
+    <w:rsid w:val="001E2A76"/>
     <w:rPr>
       <w:rFonts w:ascii="Leelawadee UI Semilight" w:hAnsi="Leelawadee UI Semilight"/>
       <w:color w:val="000000"/>
@@ -9437,7 +9395,7 @@
     <w:link w:val="RodapChar"/>
     <w:uiPriority w:val="99"/>
     <w:unhideWhenUsed/>
-    <w:rsid w:val="00201283"/>
+    <w:rsid w:val="001E2A76"/>
     <w:pPr>
       <w:tabs>
         <w:tab w:val="center" w:pos="4252"/>
@@ -9451,7 +9409,7 @@
     <w:basedOn w:val="Fontepargpadro"/>
     <w:link w:val="Rodap"/>
     <w:uiPriority w:val="99"/>
-    <w:rsid w:val="00201283"/>
+    <w:rsid w:val="001E2A76"/>
     <w:rPr>
       <w:rFonts w:ascii="Leelawadee UI Semilight" w:hAnsi="Leelawadee UI Semilight"/>
       <w:color w:val="000000"/>
